--- a/docx_resources/Стихири - Мінея/Мінея_01_Січень.docx
+++ b/docx_resources/Стихири - Мінея/Мінея_01_Січень.docx
@@ -2229,7 +2229,25 @@
           <w:color w:val="FF0000"/>
           <w:lang w:val="uk-UA"/>
         </w:rPr>
-        <w:t xml:space="preserve">(г. 8): </w:t>
+        <w:t>(г. 8</w:t>
+      </w:r>
+      <w:r>
+        <w:rPr>
+          <w:i/>
+          <w:iCs/>
+          <w:color w:val="FF0000"/>
+          <w:lang w:val="uk-UA"/>
+        </w:rPr>
+        <w:t>, подібний: Хоч і став Ти, Господи</w:t>
+      </w:r>
+      <w:r>
+        <w:rPr>
+          <w:i/>
+          <w:iCs/>
+          <w:color w:val="FF0000"/>
+          <w:lang w:val="uk-UA"/>
+        </w:rPr>
+        <w:t xml:space="preserve">): </w:t>
       </w:r>
       <w:r>
         <w:rPr>
@@ -2277,15 +2295,6 @@
     </w:p>
     <w:p>
       <w:pPr>
-        <w:spacing w:after="120"/>
-        <w:jc w:val="both"/>
-        <w:rPr>
-          <w:lang w:val="uk-UA"/>
-        </w:rPr>
-      </w:pPr>
-    </w:p>
-    <w:p>
-      <w:pPr>
         <w:pStyle w:val="NormalWeb"/>
         <w:spacing w:before="0" w:beforeAutospacing="0" w:after="120" w:afterAutospacing="0"/>
         <w:jc w:val="both"/>
@@ -2322,7 +2331,39 @@
           <w:color w:val="FF0000"/>
           <w:lang w:val="uk-UA"/>
         </w:rPr>
-        <w:t>(г.8, под.: О преславне чудо):</w:t>
+        <w:t>(г.</w:t>
+      </w:r>
+      <w:r>
+        <w:rPr>
+          <w:i/>
+          <w:color w:val="FF0000"/>
+          <w:lang w:val="uk-UA"/>
+        </w:rPr>
+        <w:t xml:space="preserve"> </w:t>
+      </w:r>
+      <w:r>
+        <w:rPr>
+          <w:i/>
+          <w:color w:val="FF0000"/>
+          <w:lang w:val="uk-UA"/>
+        </w:rPr>
+        <w:t>8, под</w:t>
+      </w:r>
+      <w:r>
+        <w:rPr>
+          <w:i/>
+          <w:color w:val="FF0000"/>
+          <w:lang w:val="uk-UA"/>
+        </w:rPr>
+        <w:t>ібний</w:t>
+      </w:r>
+      <w:r>
+        <w:rPr>
+          <w:i/>
+          <w:color w:val="FF0000"/>
+          <w:lang w:val="uk-UA"/>
+        </w:rPr>
+        <w:t>: О преславне чудо):</w:t>
       </w:r>
       <w:r>
         <w:rPr>
@@ -2727,7 +2768,23 @@
           <w:bCs/>
           <w:lang w:val="uk-UA"/>
         </w:rPr>
-        <w:t>Слава:І нині:</w:t>
+        <w:t>Слава</w:t>
+      </w:r>
+      <w:r>
+        <w:rPr>
+          <w:b/>
+          <w:bCs/>
+          <w:lang w:val="uk-UA"/>
+        </w:rPr>
+        <w:t>, і</w:t>
+      </w:r>
+      <w:r>
+        <w:rPr>
+          <w:b/>
+          <w:bCs/>
+          <w:lang w:val="uk-UA"/>
+        </w:rPr>
+        <w:t xml:space="preserve"> нині:</w:t>
       </w:r>
       <w:r>
         <w:rPr>
@@ -2893,14 +2950,16 @@
           <w:color w:val="FF0000"/>
           <w:lang w:val="uk-UA"/>
         </w:rPr>
-        <w:t>На стиховні стихири передсвяття, глас 6. Под</w:t>
-      </w:r>
-      <w:r>
-        <w:rPr>
-          <w:color w:val="FF0000"/>
-          <w:lang w:val="uk-UA"/>
-        </w:rPr>
-        <w:t>. Тридневен:</w:t>
+        <w:t>На стиховні стихири передсвяття</w:t>
+      </w:r>
+      <w:r>
+        <w:rPr>
+          <w:i/>
+          <w:iCs/>
+          <w:color w:val="FF0000"/>
+          <w:lang w:val="uk-UA"/>
+        </w:rPr>
+        <w:t>:</w:t>
       </w:r>
     </w:p>
     <w:p>
@@ -2919,7 +2978,23 @@
           <w:color w:val="FF0000"/>
           <w:lang w:val="uk-UA"/>
         </w:rPr>
-        <w:t>(г. 6):</w:t>
+        <w:t>(г. 6</w:t>
+      </w:r>
+      <w:r>
+        <w:rPr>
+          <w:i/>
+          <w:color w:val="FF0000"/>
+          <w:lang w:val="uk-UA"/>
+        </w:rPr>
+        <w:t>, подібний: Третього дня</w:t>
+      </w:r>
+      <w:r>
+        <w:rPr>
+          <w:i/>
+          <w:color w:val="FF0000"/>
+          <w:lang w:val="uk-UA"/>
+        </w:rPr>
+        <w:t>):</w:t>
       </w:r>
       <w:r>
         <w:rPr>
@@ -3261,7 +3336,16 @@
           <w:color w:val="000000"/>
           <w:lang w:val="uk-UA"/>
         </w:rPr>
-        <w:t>Слава, і нині (</w:t>
+        <w:t xml:space="preserve">Слава, і нині </w:t>
+      </w:r>
+      <w:r>
+        <w:rPr>
+          <w:i/>
+          <w:iCs/>
+          <w:color w:val="FF0000"/>
+          <w:lang w:val="uk-UA"/>
+        </w:rPr>
+        <w:t>(</w:t>
       </w:r>
       <w:r>
         <w:rPr>
@@ -3390,34 +3474,218 @@
         <w:spacing w:after="120"/>
         <w:jc w:val="both"/>
         <w:rPr>
-          <w:color w:val="000000"/>
-          <w:lang w:val="uk-UA" w:eastAsia="ru-RU"/>
-        </w:rPr>
-      </w:pPr>
-    </w:p>
-    <w:p>
-      <w:pPr>
-        <w:spacing w:after="120"/>
-        <w:jc w:val="both"/>
-        <w:rPr>
-          <w:i/>
-          <w:iCs/>
-          <w:color w:val="FF0000"/>
-          <w:lang w:val="uk-UA"/>
-        </w:rPr>
-      </w:pPr>
-    </w:p>
-    <w:p>
-      <w:pPr>
-        <w:spacing w:after="120"/>
-        <w:jc w:val="both"/>
-        <w:rPr>
-          <w:i/>
-          <w:iCs/>
-          <w:color w:val="FF0000"/>
-          <w:lang w:val="uk-UA"/>
-        </w:rPr>
-      </w:pPr>
+          <w:highlight w:val="yellow"/>
+          <w:lang w:val="ru-MD"/>
+        </w:rPr>
+      </w:pPr>
+      <w:r>
+        <w:rPr>
+          <w:i/>
+          <w:color w:val="FF0000"/>
+          <w:lang w:val="ru-MD"/>
+        </w:rPr>
+        <w:t>(г.</w:t>
+      </w:r>
+      <w:r>
+        <w:rPr>
+          <w:i/>
+          <w:color w:val="FF0000"/>
+        </w:rPr>
+        <w:t> </w:t>
+      </w:r>
+      <w:r>
+        <w:rPr>
+          <w:i/>
+          <w:color w:val="FF0000"/>
+          <w:lang w:val="ru-MD"/>
+        </w:rPr>
+        <w:t>4, подібний: Як хороброго):</w:t>
+      </w:r>
+      <w:r>
+        <w:rPr>
+          <w:color w:val="FF0000"/>
+          <w:lang w:val="ru-MD"/>
+        </w:rPr>
+        <w:t xml:space="preserve"> </w:t>
+      </w:r>
+      <w:r>
+        <w:rPr>
+          <w:highlight w:val="yellow"/>
+          <w:lang w:val="ru-MD"/>
+        </w:rPr>
+        <w:t>Як очевидці й свідки* воплоченого Слова,* славитесь ви, премудрі учні.* Немов світлі блискавки,* появилися ви світові,* і як духовні гори, проточуєте насолоду;* як райські ріки невисушні, ви розлилися* і божественними водами напоюєте* поганські громади.</w:t>
+      </w:r>
+    </w:p>
+    <w:p>
+      <w:pPr>
+        <w:spacing w:after="120"/>
+        <w:jc w:val="both"/>
+        <w:rPr>
+          <w:highlight w:val="yellow"/>
+          <w:lang w:val="ru-MD"/>
+        </w:rPr>
+      </w:pPr>
+      <w:r>
+        <w:rPr>
+          <w:rFonts w:eastAsia="Gungsuh" w:cs="Gungsuh"/>
+          <w:highlight w:val="yellow"/>
+          <w:lang w:val="ru-MD"/>
+        </w:rPr>
+        <w:t>Як проміння лискуче* духовним сяйвом,* ставши слугами Христових таїнств,* були ви послані на весь світ,* щоб чудодійність щедро роздавати.* Ви − служителі Христових тайн,* богописані скрижалі Божої благодаті* і богоданного закону,* пребагаті виконавці святих таїнств.</w:t>
+      </w:r>
+    </w:p>
+    <w:p>
+      <w:pPr>
+        <w:spacing w:after="120"/>
+        <w:jc w:val="both"/>
+        <w:rPr>
+          <w:lang w:val="ru-MD"/>
+        </w:rPr>
+      </w:pPr>
+      <w:r>
+        <w:rPr>
+          <w:highlight w:val="yellow"/>
+          <w:lang w:val="ru-MD"/>
+        </w:rPr>
+        <w:t>Рибальська тростина* богомудрими науками* і нарисами догматів* перекреслила чванливість* і велемовність мудреців,* ясно виклавши спасенні таїнства євангелій,* причастя вічної поживи,* ангельську насолоду* і вічну славу.</w:t>
+      </w:r>
+    </w:p>
+    <w:p>
+      <w:pPr>
+        <w:spacing w:after="120"/>
+        <w:jc w:val="both"/>
+        <w:rPr>
+          <w:highlight w:val="yellow"/>
+          <w:lang w:val="ru-MD"/>
+        </w:rPr>
+      </w:pPr>
+      <w:r>
+        <w:rPr>
+          <w:i/>
+          <w:color w:val="FF0000"/>
+          <w:lang w:val="ru-MD"/>
+        </w:rPr>
+        <w:t>(г.</w:t>
+      </w:r>
+      <w:r>
+        <w:rPr>
+          <w:i/>
+          <w:color w:val="FF0000"/>
+        </w:rPr>
+        <w:t> </w:t>
+      </w:r>
+      <w:r>
+        <w:rPr>
+          <w:i/>
+          <w:color w:val="FF0000"/>
+          <w:lang w:val="ru-MD"/>
+        </w:rPr>
+        <w:t>1, подібний: Небесних хорів):</w:t>
+      </w:r>
+      <w:r>
+        <w:rPr>
+          <w:lang w:val="ru-MD"/>
+        </w:rPr>
+        <w:t xml:space="preserve"> </w:t>
+      </w:r>
+      <w:r>
+        <w:rPr>
+          <w:highlight w:val="yellow"/>
+          <w:lang w:val="ru-MD"/>
+        </w:rPr>
+        <w:t>Настала, Богоносний,* ясніша від сонця пам'ять твоя,* що опромінює тих, які з вірою до тебе приходять,* наповнює запахом безсмертя* і виточує душам ізцілення, Теоктисте,* молільнику за душі наші.</w:t>
+      </w:r>
+    </w:p>
+    <w:p>
+      <w:pPr>
+        <w:spacing w:after="120"/>
+        <w:jc w:val="both"/>
+        <w:rPr>
+          <w:highlight w:val="yellow"/>
+          <w:lang w:val="ru-MD"/>
+        </w:rPr>
+      </w:pPr>
+      <w:r>
+        <w:rPr>
+          <w:highlight w:val="yellow"/>
+          <w:lang w:val="ru-MD"/>
+        </w:rPr>
+        <w:t>Чудотворче Теоктисте!* Вудилами стриманости переміг ти тілесні пристрасні почування* і появив на землі ревність безтілесних,* підкоривши духові всі тілесні прагнення.* Перебуваючи нині в небесних оселях,* молися за душі наші.</w:t>
+      </w:r>
+    </w:p>
+    <w:p>
+      <w:pPr>
+        <w:spacing w:after="120"/>
+        <w:jc w:val="both"/>
+        <w:rPr>
+          <w:lang w:val="ru-MD"/>
+        </w:rPr>
+      </w:pPr>
+      <w:r>
+        <w:rPr>
+          <w:highlight w:val="yellow"/>
+          <w:lang w:val="ru-MD"/>
+        </w:rPr>
+        <w:t>Блаженний Теоктисте! Ти поклав за основу чеснот* зречення з похітливости давнього чоловіка* і направду зодягнувся у Христа.* Тому й засоромив ти, Преподобний, багато ворожих наступів,* і ставши начальником ченців;* моли його, щоб спастися душам нашим.</w:t>
+      </w:r>
+    </w:p>
+    <w:p>
+      <w:pPr>
+        <w:spacing w:after="120"/>
+        <w:jc w:val="both"/>
+        <w:rPr>
+          <w:lang w:val="ru-MD"/>
+        </w:rPr>
+      </w:pPr>
+      <w:r>
+        <w:rPr>
+          <w:b/>
+          <w:lang w:val="uk-UA"/>
+        </w:rPr>
+        <w:t>Слава, і</w:t>
+      </w:r>
+      <w:r>
+        <w:rPr>
+          <w:b/>
+          <w:lang w:val="ru-MD"/>
+        </w:rPr>
+        <w:t xml:space="preserve"> нині</w:t>
+      </w:r>
+      <w:r>
+        <w:rPr>
+          <w:lang w:val="ru-MD"/>
+        </w:rPr>
+        <w:t xml:space="preserve"> </w:t>
+      </w:r>
+      <w:r>
+        <w:rPr>
+          <w:i/>
+          <w:color w:val="FF0000"/>
+          <w:lang w:val="ru-MD"/>
+        </w:rPr>
+        <w:t>(г.</w:t>
+      </w:r>
+      <w:r>
+        <w:rPr>
+          <w:i/>
+          <w:color w:val="FF0000"/>
+        </w:rPr>
+        <w:t> </w:t>
+      </w:r>
+      <w:r>
+        <w:rPr>
+          <w:i/>
+          <w:color w:val="FF0000"/>
+          <w:lang w:val="ru-MD"/>
+        </w:rPr>
+        <w:t>6):</w:t>
+      </w:r>
+      <w:r>
+        <w:rPr>
+          <w:lang w:val="ru-MD"/>
+        </w:rPr>
+        <w:t xml:space="preserve"> Приходить на Йордан Христос – істина, щоб христитися від Івана,* і цей каже йому:* Я потребую від тебе христитися, а ти йдеш до мене?* Не смію, як сіно, діткнутися вогню!* Ти мене освяти, Владико, божественним явлінням своїм.</w:t>
+      </w:r>
     </w:p>
     <w:p>
       <w:pPr>
@@ -3764,6 +4032,7 @@
           <w:color w:val="000000"/>
           <w:lang w:val="uk-UA"/>
         </w:rPr>
+        <w:lastRenderedPageBreak/>
         <w:t>Ви, що світ знена́виділи,</w:t>
       </w:r>
       <w:r>
@@ -4399,7 +4668,6 @@
           <w:color w:val="FF0000"/>
           <w:lang w:val="uk-UA"/>
         </w:rPr>
-        <w:lastRenderedPageBreak/>
         <w:t>(г. 6</w:t>
       </w:r>
       <w:r>
@@ -5796,7 +6064,6 @@
           <w:color w:val="000000"/>
           <w:lang w:val="uk-UA"/>
         </w:rPr>
-        <w:lastRenderedPageBreak/>
         <w:t>«Зусібіч я уде́ржуваний,</w:t>
       </w:r>
       <w:r>
@@ -6593,6 +6860,7 @@
           <w:color w:val="FF0000"/>
           <w:lang w:val="uk-UA"/>
         </w:rPr>
+        <w:lastRenderedPageBreak/>
         <w:t xml:space="preserve">Стих: </w:t>
       </w:r>
       <w:r>
@@ -7133,7 +7401,6 @@
           <w:color w:val="FF0000"/>
           <w:lang w:val="uk-UA"/>
         </w:rPr>
-        <w:lastRenderedPageBreak/>
         <w:t>(г.</w:t>
       </w:r>
       <w:r>
@@ -7585,6 +7852,7 @@
           <w:color w:val="000000"/>
           <w:lang w:val="uk-UA"/>
         </w:rPr>
+        <w:lastRenderedPageBreak/>
         <w:t>І пе́ред ла́скою твого́ стражда́ння, блаже́нний,</w:t>
       </w:r>
       <w:r>
@@ -8321,7 +8589,6 @@
           <w:color w:val="FF0000"/>
           <w:lang w:val="uk-UA"/>
         </w:rPr>
-        <w:lastRenderedPageBreak/>
         <w:t xml:space="preserve">Стих: </w:t>
       </w:r>
       <w:r>
@@ -8719,7 +8986,15 @@
           <w:color w:val="000000"/>
           <w:lang w:val="uk-UA"/>
         </w:rPr>
-        <w:t>Преподо́бний о́тче, всесвяще́нний Григо́рію, соки́ро, що січе́ єретикі́в стрем-лі́ння, обосі́чний ме́чу Утіши́теля, но́же, що відсіка́є незако́нно наса́джені спо́-ри, вогню́, що спа́лює хмиз є́ресей, і лопа́то, спра́вді землеро́бська, яко́ю важке́ і легке́ в уче́ннях розділя́ється, і міри́ло, що всі стро́гості спрямо́вує на сте́жку спасі́ння! Христа́ блага́й, Христо́ві моли́ся завжди, щоб Він, що у стру́менях йорда́нських обнови́в світ, спас рід наш.</w:t>
+        <w:t xml:space="preserve">Преподо́бний о́тче, всесвяще́нний Григо́рію, соки́ро, що січе́ єретикі́в стрем-лі́ння, обосі́чний ме́чу Утіши́теля, но́же, що відсіка́є незако́нно наса́джені спо́-ри, вогню́, що спа́лює хмиз є́ресей, і лопа́то, спра́вді землеро́бська, яко́ю важке́ і легке́ в уче́ннях розділя́ється, і міри́ло, що всі стро́гості спрямо́вує на сте́жку спасі́ння! Христа́ блага́й, </w:t>
+      </w:r>
+      <w:r>
+        <w:rPr>
+          <w:color w:val="000000"/>
+          <w:lang w:val="uk-UA"/>
+        </w:rPr>
+        <w:lastRenderedPageBreak/>
+        <w:t>Христо́ві моли́ся завжди, щоб Він, що у стру́менях йорда́нських обнови́в світ, спас рід наш.</w:t>
       </w:r>
     </w:p>
     <w:p>
@@ -9315,15 +9590,7 @@
           <w:color w:val="000000"/>
           <w:lang w:val="uk-UA"/>
         </w:rPr>
-        <w:t xml:space="preserve"> ти вла́ду ві́ри в края́х </w:t>
-      </w:r>
-      <w:r>
-        <w:rPr>
-          <w:color w:val="000000"/>
-          <w:lang w:val="uk-UA"/>
-        </w:rPr>
-        <w:lastRenderedPageBreak/>
-        <w:t>землі́ воздви́гнув.</w:t>
+        <w:t xml:space="preserve"> ти вла́ду ві́ри в края́х землі́ воздви́гнув.</w:t>
       </w:r>
       <w:r>
         <w:rPr>
@@ -10076,6 +10343,7 @@
           <w:color w:val="000000"/>
           <w:lang w:val="uk-UA"/>
         </w:rPr>
+        <w:lastRenderedPageBreak/>
         <w:t>І</w:t>
       </w:r>
       <w:r>
@@ -10373,283 +10641,283 @@
           <w:color w:val="FF0000"/>
           <w:lang w:val="uk-UA"/>
         </w:rPr>
+        <w:t xml:space="preserve">Стих: </w:t>
+      </w:r>
+      <w:r>
+        <w:rPr>
+          <w:u w:val="single"/>
+          <w:lang w:val="uk-UA"/>
+        </w:rPr>
+        <w:t>Задля імени твого надіюсь на тебе, Господи,* надіється душа моя на слово твоє; надіється душа моя на Господа.</w:t>
+      </w:r>
+    </w:p>
+    <w:p>
+      <w:pPr>
+        <w:spacing w:after="120"/>
+        <w:jc w:val="both"/>
+        <w:rPr>
+          <w:lang w:val="uk-UA"/>
+        </w:rPr>
+      </w:pPr>
+      <w:r>
+        <w:rPr>
+          <w:i/>
+          <w:color w:val="FF0000"/>
+          <w:lang w:val="uk-UA"/>
+        </w:rPr>
+        <w:t>(г.</w:t>
+      </w:r>
+      <w:r>
+        <w:rPr>
+          <w:i/>
+          <w:color w:val="FF0000"/>
+          <w:lang w:val="uk-UA"/>
+        </w:rPr>
+        <w:t xml:space="preserve"> </w:t>
+      </w:r>
+      <w:r>
+        <w:rPr>
+          <w:i/>
+          <w:color w:val="FF0000"/>
+          <w:lang w:val="uk-UA"/>
+        </w:rPr>
+        <w:t>1, под.: Преславні мученики)</w:t>
+      </w:r>
+      <w:r>
+        <w:rPr>
+          <w:i/>
+          <w:color w:val="FF0000"/>
+          <w:lang w:val="uk-UA"/>
+        </w:rPr>
+        <w:t>:</w:t>
+      </w:r>
+      <w:r>
+        <w:rPr>
+          <w:lang w:val="uk-UA"/>
+        </w:rPr>
+        <w:t xml:space="preserve"> Блаженні мученики,* ви перемогли ворога силою свого духа,* мужньо вистоявши у святій вірі,* і за неї положили життя,* нині стоїте перед Всевишнім,* просячи у нього миру країні нашій,* і душам нашим велику милість.</w:t>
+      </w:r>
+    </w:p>
+    <w:p>
+      <w:pPr>
+        <w:spacing w:after="120"/>
+        <w:jc w:val="both"/>
+        <w:rPr>
+          <w:lang w:val="uk-UA"/>
+        </w:rPr>
+      </w:pPr>
+      <w:r>
+        <w:rPr>
+          <w:i/>
+          <w:color w:val="FF0000"/>
+          <w:lang w:val="uk-UA"/>
+        </w:rPr>
+        <w:t>Стих:</w:t>
+      </w:r>
+      <w:r>
+        <w:rPr>
+          <w:i/>
+          <w:lang w:val="uk-UA"/>
+        </w:rPr>
+        <w:t xml:space="preserve"> </w:t>
+      </w:r>
+      <w:r>
+        <w:rPr>
+          <w:u w:val="single"/>
+          <w:lang w:val="uk-UA"/>
+        </w:rPr>
+        <w:t>Від ранньої сторожі до ночі* від ранньої сторожі нехай уповає Ізраїль на Господа.</w:t>
+      </w:r>
+    </w:p>
+    <w:p>
+      <w:pPr>
+        <w:spacing w:after="120"/>
+        <w:jc w:val="both"/>
+        <w:rPr>
+          <w:lang w:val="uk-UA"/>
+        </w:rPr>
+      </w:pPr>
+      <w:r>
+        <w:rPr>
+          <w:lang w:val="uk-UA"/>
+        </w:rPr>
+        <w:t>Засіяли як сонце,* у країні темноти і насилля,* показуючи світло католицької віри,* за неї ви постраждали,* загинувши від стальних куль,* віддавши ваші душі,* у руки Владики Всецар’я.</w:t>
+      </w:r>
+    </w:p>
+    <w:p>
+      <w:pPr>
+        <w:spacing w:after="120"/>
+        <w:jc w:val="both"/>
+        <w:rPr>
+          <w:u w:val="single"/>
+          <w:lang w:val="uk-UA"/>
+        </w:rPr>
+      </w:pPr>
+      <w:r>
+        <w:rPr>
+          <w:i/>
+          <w:color w:val="FF0000"/>
+          <w:lang w:val="uk-UA"/>
+        </w:rPr>
+        <w:t xml:space="preserve">Стих: </w:t>
+      </w:r>
+      <w:r>
+        <w:rPr>
+          <w:u w:val="single"/>
+          <w:lang w:val="uk-UA"/>
+        </w:rPr>
+        <w:t>Бо в Господа милість і відкуплення велике в нього;* він визволить Ізраїля від усього беззаконня його.</w:t>
+      </w:r>
+    </w:p>
+    <w:p>
+      <w:pPr>
+        <w:spacing w:after="120"/>
+        <w:jc w:val="both"/>
+        <w:rPr>
+          <w:lang w:val="uk-UA"/>
+        </w:rPr>
+      </w:pPr>
+      <w:r>
+        <w:rPr>
+          <w:lang w:val="uk-UA"/>
+        </w:rPr>
+        <w:t>Ні голод ні біда,* ні звірства ворогів,* ні істинно блаженна смерть,* не змогли вас відлучити від любові Божої,* і як агнці на заколення,* ви наслідували свого пастиря,* за це прийняли вінці небесні,* моліться неустанно за душі наші.</w:t>
+      </w:r>
+    </w:p>
+    <w:p>
+      <w:pPr>
+        <w:spacing w:after="120"/>
+        <w:jc w:val="both"/>
+        <w:rPr>
+          <w:b/>
+          <w:color w:val="FF0000"/>
+          <w:lang w:val="uk-UA"/>
+        </w:rPr>
+      </w:pPr>
+      <w:r>
+        <w:rPr>
+          <w:b/>
+          <w:color w:val="FF0000"/>
+          <w:lang w:val="uk-UA"/>
+        </w:rPr>
+        <w:t>Псалом 116</w:t>
+      </w:r>
+    </w:p>
+    <w:p>
+      <w:pPr>
+        <w:spacing w:after="120"/>
+        <w:jc w:val="both"/>
+        <w:rPr>
+          <w:lang w:val="uk-UA"/>
+        </w:rPr>
+      </w:pPr>
+      <w:r>
+        <w:rPr>
+          <w:i/>
+          <w:color w:val="FF0000"/>
+          <w:lang w:val="uk-UA"/>
+        </w:rPr>
+        <w:t>Стих:</w:t>
+      </w:r>
+      <w:r>
+        <w:rPr>
+          <w:i/>
+          <w:lang w:val="uk-UA"/>
+        </w:rPr>
+        <w:t xml:space="preserve"> </w:t>
+      </w:r>
+      <w:r>
+        <w:rPr>
+          <w:u w:val="single"/>
+          <w:lang w:val="uk-UA"/>
+        </w:rPr>
+        <w:t>Хваліте Господа всі народи!* Прославляйте його всі люди!</w:t>
+      </w:r>
+    </w:p>
+    <w:p>
+      <w:pPr>
+        <w:spacing w:after="120"/>
+        <w:jc w:val="both"/>
+        <w:rPr>
+          <w:lang w:val="uk-UA"/>
+        </w:rPr>
+      </w:pPr>
+      <w:r>
+        <w:rPr>
+          <w:i/>
+          <w:color w:val="FF0000"/>
+          <w:lang w:val="uk-UA"/>
+        </w:rPr>
+        <w:t>(г</w:t>
+      </w:r>
+      <w:r>
+        <w:rPr>
+          <w:i/>
+          <w:color w:val="FF0000"/>
+          <w:lang w:val="uk-UA"/>
+        </w:rPr>
+        <w:t xml:space="preserve"> </w:t>
+      </w:r>
+      <w:r>
+        <w:rPr>
+          <w:i/>
+          <w:color w:val="FF0000"/>
+          <w:lang w:val="uk-UA"/>
+        </w:rPr>
+        <w:t>.8, под.: Як назвемо вас)</w:t>
+      </w:r>
+      <w:r>
+        <w:rPr>
+          <w:color w:val="555555"/>
+          <w:lang w:val="uk-UA"/>
+        </w:rPr>
+        <w:t> </w:t>
+      </w:r>
+      <w:r>
+        <w:rPr>
+          <w:lang w:val="uk-UA"/>
+        </w:rPr>
+        <w:t>Як прославимо вас,* блаженні Микито, Вінкентію, Іване і Констянтине,* Михаїле, Онуфрію, Филипе славні,* що засяяли божественним світлом,* у темр’яві яка огорнула нашу землю,* і нині ви просвіщаєте нас,* захоронюючи в мирі і одності,* молячись безнастанно, щоб спаслися душі наші.</w:t>
+      </w:r>
+    </w:p>
+    <w:p>
+      <w:pPr>
+        <w:spacing w:after="120"/>
+        <w:jc w:val="both"/>
+        <w:rPr>
+          <w:u w:val="single"/>
+          <w:lang w:val="uk-UA"/>
+        </w:rPr>
+      </w:pPr>
+      <w:r>
+        <w:rPr>
+          <w:i/>
+          <w:color w:val="FF0000"/>
+          <w:lang w:val="uk-UA"/>
+        </w:rPr>
+        <w:t xml:space="preserve">Стих: </w:t>
+      </w:r>
+      <w:r>
+        <w:rPr>
+          <w:u w:val="single"/>
+          <w:lang w:val="uk-UA"/>
+        </w:rPr>
+        <w:t>Велике бо до нас його милосердя, і вірність Господа повіки.</w:t>
+      </w:r>
+    </w:p>
+    <w:p>
+      <w:pPr>
+        <w:spacing w:after="120"/>
+        <w:jc w:val="both"/>
+        <w:rPr>
+          <w:lang w:val="uk-UA"/>
+        </w:rPr>
+      </w:pPr>
+      <w:r>
+        <w:rPr>
+          <w:lang w:val="uk-UA"/>
+        </w:rPr>
         <w:lastRenderedPageBreak/>
-        <w:t xml:space="preserve">Стих: </w:t>
-      </w:r>
-      <w:r>
-        <w:rPr>
-          <w:u w:val="single"/>
-          <w:lang w:val="uk-UA"/>
-        </w:rPr>
-        <w:t>Задля імени твого надіюсь на тебе, Господи,* надіється душа моя на слово твоє; надіється душа моя на Господа.</w:t>
-      </w:r>
-    </w:p>
-    <w:p>
-      <w:pPr>
-        <w:spacing w:after="120"/>
-        <w:jc w:val="both"/>
-        <w:rPr>
-          <w:lang w:val="uk-UA"/>
-        </w:rPr>
-      </w:pPr>
-      <w:r>
-        <w:rPr>
-          <w:i/>
-          <w:color w:val="FF0000"/>
-          <w:lang w:val="uk-UA"/>
-        </w:rPr>
-        <w:t>(г.</w:t>
-      </w:r>
-      <w:r>
-        <w:rPr>
-          <w:i/>
-          <w:color w:val="FF0000"/>
-          <w:lang w:val="uk-UA"/>
-        </w:rPr>
-        <w:t xml:space="preserve"> </w:t>
-      </w:r>
-      <w:r>
-        <w:rPr>
-          <w:i/>
-          <w:color w:val="FF0000"/>
-          <w:lang w:val="uk-UA"/>
-        </w:rPr>
-        <w:t>1, под.: Преславні мученики)</w:t>
-      </w:r>
-      <w:r>
-        <w:rPr>
-          <w:i/>
-          <w:color w:val="FF0000"/>
-          <w:lang w:val="uk-UA"/>
-        </w:rPr>
-        <w:t>:</w:t>
-      </w:r>
-      <w:r>
-        <w:rPr>
-          <w:lang w:val="uk-UA"/>
-        </w:rPr>
-        <w:t xml:space="preserve"> Блаженні мученики,* ви перемогли ворога силою свого духа,* мужньо вистоявши у святій вірі,* і за неї положили життя,* нині стоїте перед Всевишнім,* просячи у нього миру країні нашій,* і душам нашим велику милість.</w:t>
-      </w:r>
-    </w:p>
-    <w:p>
-      <w:pPr>
-        <w:spacing w:after="120"/>
-        <w:jc w:val="both"/>
-        <w:rPr>
-          <w:lang w:val="uk-UA"/>
-        </w:rPr>
-      </w:pPr>
-      <w:r>
-        <w:rPr>
-          <w:i/>
-          <w:color w:val="FF0000"/>
-          <w:lang w:val="uk-UA"/>
-        </w:rPr>
-        <w:t>Стих:</w:t>
-      </w:r>
-      <w:r>
-        <w:rPr>
-          <w:i/>
-          <w:lang w:val="uk-UA"/>
-        </w:rPr>
-        <w:t xml:space="preserve"> </w:t>
-      </w:r>
-      <w:r>
-        <w:rPr>
-          <w:u w:val="single"/>
-          <w:lang w:val="uk-UA"/>
-        </w:rPr>
-        <w:t>Від ранньої сторожі до ночі* від ранньої сторожі нехай уповає Ізраїль на Господа.</w:t>
-      </w:r>
-    </w:p>
-    <w:p>
-      <w:pPr>
-        <w:spacing w:after="120"/>
-        <w:jc w:val="both"/>
-        <w:rPr>
-          <w:lang w:val="uk-UA"/>
-        </w:rPr>
-      </w:pPr>
-      <w:r>
-        <w:rPr>
-          <w:lang w:val="uk-UA"/>
-        </w:rPr>
-        <w:t>Засіяли як сонце,* у країні темноти і насилля,* показуючи світло католицької віри,* за неї ви постраждали,* загинувши від стальних куль,* віддавши ваші душі,* у руки Владики Всецар’я.</w:t>
-      </w:r>
-    </w:p>
-    <w:p>
-      <w:pPr>
-        <w:spacing w:after="120"/>
-        <w:jc w:val="both"/>
-        <w:rPr>
-          <w:u w:val="single"/>
-          <w:lang w:val="uk-UA"/>
-        </w:rPr>
-      </w:pPr>
-      <w:r>
-        <w:rPr>
-          <w:i/>
-          <w:color w:val="FF0000"/>
-          <w:lang w:val="uk-UA"/>
-        </w:rPr>
-        <w:t xml:space="preserve">Стих: </w:t>
-      </w:r>
-      <w:r>
-        <w:rPr>
-          <w:u w:val="single"/>
-          <w:lang w:val="uk-UA"/>
-        </w:rPr>
-        <w:t>Бо в Господа милість і відкуплення велике в нього;* він визволить Ізраїля від усього беззаконня його.</w:t>
-      </w:r>
-    </w:p>
-    <w:p>
-      <w:pPr>
-        <w:spacing w:after="120"/>
-        <w:jc w:val="both"/>
-        <w:rPr>
-          <w:lang w:val="uk-UA"/>
-        </w:rPr>
-      </w:pPr>
-      <w:r>
-        <w:rPr>
-          <w:lang w:val="uk-UA"/>
-        </w:rPr>
-        <w:t>Ні голод ні біда,* ні звірства ворогів,* ні істинно блаженна смерть,* не змогли вас відлучити від любові Божої,* і як агнці на заколення,* ви наслідували свого пастиря,* за це прийняли вінці небесні,* моліться неустанно за душі наші.</w:t>
-      </w:r>
-    </w:p>
-    <w:p>
-      <w:pPr>
-        <w:spacing w:after="120"/>
-        <w:jc w:val="both"/>
-        <w:rPr>
-          <w:b/>
-          <w:color w:val="FF0000"/>
-          <w:lang w:val="uk-UA"/>
-        </w:rPr>
-      </w:pPr>
-      <w:r>
-        <w:rPr>
-          <w:b/>
-          <w:color w:val="FF0000"/>
-          <w:lang w:val="uk-UA"/>
-        </w:rPr>
-        <w:t>Псалом 116</w:t>
-      </w:r>
-    </w:p>
-    <w:p>
-      <w:pPr>
-        <w:spacing w:after="120"/>
-        <w:jc w:val="both"/>
-        <w:rPr>
-          <w:lang w:val="uk-UA"/>
-        </w:rPr>
-      </w:pPr>
-      <w:r>
-        <w:rPr>
-          <w:i/>
-          <w:color w:val="FF0000"/>
-          <w:lang w:val="uk-UA"/>
-        </w:rPr>
-        <w:t>Стих:</w:t>
-      </w:r>
-      <w:r>
-        <w:rPr>
-          <w:i/>
-          <w:lang w:val="uk-UA"/>
-        </w:rPr>
-        <w:t xml:space="preserve"> </w:t>
-      </w:r>
-      <w:r>
-        <w:rPr>
-          <w:u w:val="single"/>
-          <w:lang w:val="uk-UA"/>
-        </w:rPr>
-        <w:t>Хваліте Господа всі народи!* Прославляйте його всі люди!</w:t>
-      </w:r>
-    </w:p>
-    <w:p>
-      <w:pPr>
-        <w:spacing w:after="120"/>
-        <w:jc w:val="both"/>
-        <w:rPr>
-          <w:lang w:val="uk-UA"/>
-        </w:rPr>
-      </w:pPr>
-      <w:r>
-        <w:rPr>
-          <w:i/>
-          <w:color w:val="FF0000"/>
-          <w:lang w:val="uk-UA"/>
-        </w:rPr>
-        <w:t>(г</w:t>
-      </w:r>
-      <w:r>
-        <w:rPr>
-          <w:i/>
-          <w:color w:val="FF0000"/>
-          <w:lang w:val="uk-UA"/>
-        </w:rPr>
-        <w:t xml:space="preserve"> </w:t>
-      </w:r>
-      <w:r>
-        <w:rPr>
-          <w:i/>
-          <w:color w:val="FF0000"/>
-          <w:lang w:val="uk-UA"/>
-        </w:rPr>
-        <w:t>.8, под.: Як назвемо вас)</w:t>
-      </w:r>
-      <w:r>
-        <w:rPr>
-          <w:color w:val="555555"/>
-          <w:lang w:val="uk-UA"/>
-        </w:rPr>
-        <w:t> </w:t>
-      </w:r>
-      <w:r>
-        <w:rPr>
-          <w:lang w:val="uk-UA"/>
-        </w:rPr>
-        <w:t>Як прославимо вас,* блаженні Микито, Вінкентію, Іване і Констянтине,* Михаїле, Онуфрію, Филипе славні,* що засяяли божественним світлом,* у темр’яві яка огорнула нашу землю,* і нині ви просвіщаєте нас,* захоронюючи в мирі і одності,* молячись безнастанно, щоб спаслися душі наші.</w:t>
-      </w:r>
-    </w:p>
-    <w:p>
-      <w:pPr>
-        <w:spacing w:after="120"/>
-        <w:jc w:val="both"/>
-        <w:rPr>
-          <w:u w:val="single"/>
-          <w:lang w:val="uk-UA"/>
-        </w:rPr>
-      </w:pPr>
-      <w:r>
-        <w:rPr>
-          <w:i/>
-          <w:color w:val="FF0000"/>
-          <w:lang w:val="uk-UA"/>
-        </w:rPr>
-        <w:t xml:space="preserve">Стих: </w:t>
-      </w:r>
-      <w:r>
-        <w:rPr>
-          <w:u w:val="single"/>
-          <w:lang w:val="uk-UA"/>
-        </w:rPr>
-        <w:t>Велике бо до нас його милосердя, і вірність Господа повіки.</w:t>
-      </w:r>
-    </w:p>
-    <w:p>
-      <w:pPr>
-        <w:spacing w:after="120"/>
-        <w:jc w:val="both"/>
-        <w:rPr>
-          <w:lang w:val="uk-UA"/>
-        </w:rPr>
-      </w:pPr>
-      <w:r>
-        <w:rPr>
-          <w:lang w:val="uk-UA"/>
-        </w:rPr>
         <w:t>Як просвіщаєте ви нас,* стастотерпці Максиме, Данило і Констянтине,* Вартоломею, Луко і Гнате,* щоб ми не зблудили,* і не пішли за ворогом наших душ,* ви перемогли його,* подвижники святої віри,* тож моліться, щоб спаслися душі наші.</w:t>
       </w:r>
     </w:p>
@@ -10902,7 +11170,6 @@
         <w:rPr>
           <w:lang w:val="uk-UA"/>
         </w:rPr>
-        <w:lastRenderedPageBreak/>
         <w:t>Тринадцять мучеників непереможних,* ви добровільно віддали себе на смерть,* рідну землю ,* освятили своєю кров’ю,* в якій правнуки ваші,* пішли цією мученицькою дорогою,* отож нині святкуючи вашу пам’ять,* вас просимо,* випросіть у Христа,* для нашого народу великої милості.</w:t>
       </w:r>
     </w:p>
@@ -11215,6 +11482,7 @@
         <w:rPr>
           <w:lang w:val="uk-UA"/>
         </w:rPr>
+        <w:lastRenderedPageBreak/>
         <w:t>Преподобний отче, Богоносний Теодосію,</w:t>
       </w:r>
       <w:r>
@@ -11566,7 +11834,6 @@
           <w:color w:val="FF0000"/>
           <w:lang w:val="uk-UA"/>
         </w:rPr>
-        <w:lastRenderedPageBreak/>
         <w:t>Інші стихири, святої</w:t>
       </w:r>
     </w:p>
@@ -12149,6 +12416,7 @@
           <w:color w:val="FF0000"/>
           <w:lang w:val="uk-UA"/>
         </w:rPr>
+        <w:lastRenderedPageBreak/>
         <w:t xml:space="preserve">(г. 6): </w:t>
       </w:r>
       <w:r>
@@ -12703,7 +12971,6 @@
         <w:rPr>
           <w:lang w:val="uk-UA"/>
         </w:rPr>
-        <w:lastRenderedPageBreak/>
         <w:t>Слова, мученику,</w:t>
       </w:r>
       <w:r>
@@ -13327,7 +13594,14 @@
         <w:rPr>
           <w:lang w:val="uk-UA"/>
         </w:rPr>
-        <w:t xml:space="preserve"> і плід вашого страждання розцвів вінцями.</w:t>
+        <w:t xml:space="preserve"> і плід вашого страждання </w:t>
+      </w:r>
+      <w:r>
+        <w:rPr>
+          <w:lang w:val="uk-UA"/>
+        </w:rPr>
+        <w:lastRenderedPageBreak/>
+        <w:t>розцвів вінцями.</w:t>
       </w:r>
       <w:r>
         <w:rPr>
@@ -14030,7 +14304,6 @@
           <w:kern w:val="2"/>
           <w:lang w:val="uk-UA"/>
         </w:rPr>
-        <w:lastRenderedPageBreak/>
         <w:t>І</w:t>
       </w:r>
       <w:r>
@@ -14486,6 +14759,7 @@
         <w:rPr>
           <w:lang w:val="uk-UA"/>
         </w:rPr>
+        <w:lastRenderedPageBreak/>
         <w:t>Процвіла пустеля красна квітами чеснот твоїх:</w:t>
       </w:r>
       <w:r>
@@ -15138,15 +15412,7 @@
           <w:bCs/>
           <w:lang w:val="uk-UA"/>
         </w:rPr>
-        <w:t xml:space="preserve">Непрохідна Брамо, таїнственно запечатана, благословенная Богородице Діво, прийми моління наші і принеси Твоєму Синові і Богові: хай спасе </w:t>
-      </w:r>
-      <w:r>
-        <w:rPr>
-          <w:bCs/>
-          <w:lang w:val="uk-UA"/>
-        </w:rPr>
-        <w:lastRenderedPageBreak/>
-        <w:t>Тобою душі наші.</w:t>
+        <w:t>Непрохідна Брамо, таїнственно запечатана, благословенная Богородице Діво, прийми моління наші і принеси Твоєму Синові і Богові: хай спасе Тобою душі наші.</w:t>
       </w:r>
     </w:p>
     <w:p>
@@ -15683,7 +15949,14 @@
         <w:rPr>
           <w:lang w:val="uk-UA"/>
         </w:rPr>
-        <w:t xml:space="preserve"> благохва́льними о́дами його́ увінча́ймо:</w:t>
+        <w:t xml:space="preserve"> благохва́льними о́дами його́ </w:t>
+      </w:r>
+      <w:r>
+        <w:rPr>
+          <w:lang w:val="uk-UA"/>
+        </w:rPr>
+        <w:lastRenderedPageBreak/>
+        <w:t>увінча́ймо:</w:t>
       </w:r>
       <w:r>
         <w:rPr>
@@ -16312,16 +16585,7 @@
           <w:shd w:val="clear" w:color="auto" w:fill="FFFFFF"/>
           <w:lang w:val="uk-UA"/>
         </w:rPr>
-        <w:t xml:space="preserve"> і наближа́ємося до те́бе з ві́рою, </w:t>
-      </w:r>
-      <w:r>
-        <w:rPr>
-          <w:color w:val="000000"/>
-          <w:shd w:val="clear" w:color="auto" w:fill="FFFFFF"/>
-          <w:lang w:val="uk-UA"/>
-        </w:rPr>
-        <w:lastRenderedPageBreak/>
-        <w:t>прему́дрий, як до осяйно́го ключаря́.</w:t>
+        <w:t xml:space="preserve"> і наближа́ємося до те́бе з ві́рою, прему́дрий, як до осяйно́го ключаря́.</w:t>
       </w:r>
       <w:r>
         <w:rPr>
@@ -17078,6 +17342,7 @@
           <w:color w:val="000000"/>
           <w:lang w:val="uk-UA"/>
         </w:rPr>
+        <w:lastRenderedPageBreak/>
         <w:t>Лу́ки і стрі́ли де́монів</w:t>
       </w:r>
       <w:r>
@@ -17681,15 +17946,7 @@
           <w:color w:val="000000"/>
           <w:lang w:val="uk-UA"/>
         </w:rPr>
-        <w:t xml:space="preserve"> </w:t>
-      </w:r>
-      <w:r>
-        <w:rPr>
-          <w:color w:val="000000"/>
-          <w:lang w:val="uk-UA"/>
-        </w:rPr>
-        <w:lastRenderedPageBreak/>
-        <w:t>громадя́нине пусти́ні, атле́тів ду́ха вихова́телю,</w:t>
+        <w:t xml:space="preserve"> громадя́нине пусти́ні, атле́тів ду́ха вихова́телю,</w:t>
       </w:r>
       <w:r>
         <w:rPr>
@@ -18406,7 +18663,15 @@
           <w:color w:val="000000"/>
           <w:lang w:val="uk-UA"/>
         </w:rPr>
-        <w:t xml:space="preserve"> бо з пусте́льни-ками духо́вно з’єдна́вшись,</w:t>
+        <w:t xml:space="preserve"> бо з пусте́льни-ками духо́вно </w:t>
+      </w:r>
+      <w:r>
+        <w:rPr>
+          <w:color w:val="000000"/>
+          <w:lang w:val="uk-UA"/>
+        </w:rPr>
+        <w:lastRenderedPageBreak/>
+        <w:t>з’єдна́вшись,</w:t>
       </w:r>
       <w:r>
         <w:rPr>
@@ -19103,7 +19368,6 @@
           <w:color w:val="000000"/>
           <w:lang w:val="uk-UA"/>
         </w:rPr>
-        <w:lastRenderedPageBreak/>
         <w:t>Коло́ною чесно́ти,</w:t>
       </w:r>
       <w:r>
@@ -19824,6 +20088,7 @@
           <w:szCs w:val="24"/>
           <w:lang w:val="uk-UA" w:eastAsia="ru-RU"/>
         </w:rPr>
+        <w:lastRenderedPageBreak/>
         <w:t>18 Свв. архиєпп. Олександрійських Атанасія й Кирила.</w:t>
       </w:r>
       <w:r>
@@ -20484,7 +20749,6 @@
         <w:rPr>
           <w:lang w:val="uk-UA"/>
         </w:rPr>
-        <w:lastRenderedPageBreak/>
         <w:t>Від Христової Церкви</w:t>
       </w:r>
       <w:r>
@@ -21066,6 +21330,7 @@
           <w:color w:val="000000"/>
           <w:lang w:val="uk-UA"/>
         </w:rPr>
+        <w:lastRenderedPageBreak/>
         <w:t>Пере́біг аске́зи</w:t>
       </w:r>
       <w:r>
@@ -21601,15 +21866,7 @@
           <w:color w:val="000000"/>
           <w:lang w:val="uk-UA"/>
         </w:rPr>
-        <w:t xml:space="preserve"> Преподо́бний о́тче, на всю зе́млю ви́йшло віща́ння пра́вих діл твоїх – тим-то на небеса́х отри́мав єси́ нагоро́ду за труди́ твої. Де́монські розгроми́в єси́ пол-ки́ і </w:t>
-      </w:r>
-      <w:r>
-        <w:rPr>
-          <w:color w:val="000000"/>
-          <w:lang w:val="uk-UA"/>
-        </w:rPr>
-        <w:lastRenderedPageBreak/>
-        <w:t>а́нгельських досягну́в єси́ чи́нів, життя́ яки́х непоро́чно з ре́вністю наслі-дував. Сміли́вість ма́ючи до Христа́ Бо́га, ми́ру проси́ ду́шам на́шим.</w:t>
+        <w:t xml:space="preserve"> Преподо́бний о́тче, на всю зе́млю ви́йшло віща́ння пра́вих діл твоїх – тим-то на небеса́х отри́мав єси́ нагоро́ду за труди́ твої. Де́монські розгроми́в єси́ пол-ки́ і а́нгельських досягну́в єси́ чи́нів, життя́ яки́х непоро́чно з ре́вністю наслі-дував. Сміли́вість ма́ючи до Христа́ Бо́га, ми́ру проси́ ду́шам на́шим.</w:t>
       </w:r>
     </w:p>
     <w:p>
@@ -21833,6 +22090,7 @@
         <w:rPr>
           <w:lang w:val="uk-UA"/>
         </w:rPr>
+        <w:lastRenderedPageBreak/>
         <w:t>Отче Євтимію,* ставши спільником Страстей* на Хресті Простертого,* ти аскетичним подвигом* став воістину співобразним* Його воскресінню і славі.* Його нині моли* дарувати душам нашим* мир і велику милість.</w:t>
       </w:r>
     </w:p>
@@ -21967,14 +22225,7 @@
         <w:rPr>
           <w:lang w:val="uk-UA"/>
         </w:rPr>
-        <w:t xml:space="preserve">Як нам не дивуватися, Всечесна, твоєму богочоловічому родженню?* Бо ти, Всенепорочна, не знавши мужа,* породила тілесно без батька сина,* зродженого в вічності від Отця без матері,* що не зазнав ніякої зміни чи змішання, чи </w:t>
-      </w:r>
-      <w:r>
-        <w:rPr>
-          <w:lang w:val="uk-UA"/>
-        </w:rPr>
-        <w:lastRenderedPageBreak/>
-        <w:t>розділу,* але в цілості зберіг прикмети обох природ.* Тому Мати-Діво, Владичице, моли його,* щоб спас душі тих, що православно визнають тебе, як Богородицю.</w:t>
+        <w:t>Як нам не дивуватися, Всечесна, твоєму богочоловічому родженню?* Бо ти, Всенепорочна, не знавши мужа,* породила тілесно без батька сина,* зродженого в вічності від Отця без матері,* що не зазнав ніякої зміни чи змішання, чи розділу,* але в цілості зберіг прикмети обох природ.* Тому Мати-Діво, Владичице, моли його,* щоб спас душі тих, що православно визнають тебе, як Богородицю.</w:t>
       </w:r>
     </w:p>
     <w:p>
@@ -22123,7 +22374,14 @@
         <w:rPr>
           <w:lang w:val="uk-UA"/>
         </w:rPr>
-        <w:t>Зглянься на моління Твоїх слуг, Всенепорочная,* зупиняючи лиха, що повстають на нас,* з усякої скорботи нас визволяючи:* Тебе бо єдину твердою і надійною опорою маємо,* і в Тобі заступництво здобули.* Тож хай не осоромимось, Владичице, Тебе призиваючи!* Поспіши, щоб Тебе вблагали ті,* що з вірою Тобі голосять:* «Радуйся, Владичице, всім Допомого, Радосте і Покрове,* і спасіння душ наших!»</w:t>
+        <w:t xml:space="preserve">Зглянься на моління Твоїх слуг, Всенепорочная,* зупиняючи лиха, що повстають на нас,* з усякої скорботи нас визволяючи:* Тебе бо єдину твердою і надійною опорою маємо,* і в Тобі заступництво здобули.* Тож хай не осоромимось, </w:t>
+      </w:r>
+      <w:r>
+        <w:rPr>
+          <w:lang w:val="uk-UA"/>
+        </w:rPr>
+        <w:lastRenderedPageBreak/>
+        <w:t>Владичице, Тебе призиваючи!* Поспіши, щоб Тебе вблагали ті,* що з вірою Тобі голосять:* «Радуйся, Владичице, всім Допомого, Радосте і Покрове,* і спасіння душ наших!»</w:t>
       </w:r>
     </w:p>
     <w:p>
@@ -22311,14 +22569,7 @@
         <w:rPr>
           <w:lang w:val="uk-UA"/>
         </w:rPr>
-        <w:t xml:space="preserve">Справді аж до скинії предивної,* аж до дому Божого, всеблаженний,* пройшов ти радістю* і веселістю душі,* де, отче, почув милий гомін святковий,* і солодкий спів,* і невимовну втіху,* і ввійшов у сопричастя краси, Євтимію!* Сього єдиного бажаючи,* </w:t>
-      </w:r>
-      <w:r>
-        <w:rPr>
-          <w:lang w:val="uk-UA"/>
-        </w:rPr>
-        <w:lastRenderedPageBreak/>
-        <w:t>плоть умертвив ти,* і се отримав,* божественною праведністю прикрашений;* Христа благай,* що подає світові велику милість.</w:t>
+        <w:t>Справді аж до скинії предивної,* аж до дому Божого, всеблаженний,* пройшов ти радістю* і веселістю душі,* де, отче, почув милий гомін святковий,* і солодкий спів,* і невимовну втіху,* і ввійшов у сопричастя краси, Євтимію!* Сього єдиного бажаючи,* плоть умертвив ти,* і се отримав,* божественною праведністю прикрашений;* Христа благай,* що подає світові велику милість.</w:t>
       </w:r>
     </w:p>
     <w:p>
@@ -22521,7 +22772,14 @@
         <w:rPr>
           <w:lang w:val="uk-UA"/>
         </w:rPr>
-        <w:t>Тростиною скорописця,* вигостреною Духом,* був святий язик твій,* що красно писав благодаттю на скрижалях сердець наших* томос божественних чеснот,* і точність догматів,* і воплочення у двох сущностях і одній іпостасі* Того, Хто людям* явитися зволив.</w:t>
+        <w:t xml:space="preserve">Тростиною скорописця,* вигостреною Духом,* був святий язик твій,* що красно писав благодаттю на скрижалях сердець наших* томос божественних чеснот,* і точність </w:t>
+      </w:r>
+      <w:r>
+        <w:rPr>
+          <w:lang w:val="uk-UA"/>
+        </w:rPr>
+        <w:lastRenderedPageBreak/>
+        <w:t>догматів,* і воплочення у двох сущностях і одній іпостасі* Того, Хто людям* явитися зволив.</w:t>
       </w:r>
     </w:p>
     <w:p>
@@ -22706,7 +22964,6 @@
           <w:kern w:val="2"/>
           <w:lang w:val="uk-UA"/>
         </w:rPr>
-        <w:lastRenderedPageBreak/>
         <w:t>І нині</w:t>
       </w:r>
       <w:r>
@@ -22964,15 +23221,7 @@
           <w:color w:val="FF0000"/>
           <w:lang w:val="uk-UA"/>
         </w:rPr>
-        <w:t xml:space="preserve">Стихири </w:t>
-      </w:r>
-      <w:r>
-        <w:rPr>
-          <w:i/>
-          <w:color w:val="FF0000"/>
-          <w:lang w:val="uk-UA"/>
-        </w:rPr>
-        <w:t>Тимотею</w:t>
+        <w:t>Стихири Тимотею</w:t>
       </w:r>
     </w:p>
     <w:p>
@@ -23010,6 +23259,7 @@
         <w:rPr>
           <w:lang w:val="uk-UA"/>
         </w:rPr>
+        <w:lastRenderedPageBreak/>
         <w:t>Богому́дрий Тимоте́ю,* ти пив соло́дкість* із повново́дного пото́ку* і тих, що га́ряче того́ пра́гнули,* богому́дро напоїв Богопізна́нням,* Христа́ наслідуючи;* до Ньо́го ни́ні ра́дісно відійшо́в єси́,* сла́ву Тро́йці спогляда́ючи пресвітлу* і мир, безмірно си́льний.</w:t>
       </w:r>
     </w:p>
@@ -23150,14 +23400,7 @@
         <w:rPr>
           <w:lang w:val="uk-UA"/>
         </w:rPr>
-        <w:t xml:space="preserve">Бо́гом передви́значений і му́дрим Павло́м на́вчений,* втаємни́чився ти в Боже́ственне,* до́бре прожи́вши і віру аж до кро́ви безсумнівно зберігши,* і вірним архиєре́єм яви́вшись, Тимоте́ю апо́столе;* тому́, ідолонестя́мних скарта́вши,* дрю́ччям і камінням скалічений,* прийня́в ти віне́ць му́чеництва.* Тим-то, всеблаже́нний,* </w:t>
-      </w:r>
-      <w:r>
-        <w:rPr>
-          <w:lang w:val="uk-UA"/>
-        </w:rPr>
-        <w:lastRenderedPageBreak/>
-        <w:t>заступа́йся за нас, що у вірі зве́ршуємо* всесвяще́нну па́м’ять твою́.</w:t>
+        <w:t>Бо́гом передви́значений і му́дрим Павло́м на́вчений,* втаємни́чився ти в Боже́ственне,* до́бре прожи́вши і віру аж до кро́ви безсумнівно зберігши,* і вірним архиєре́єм яви́вшись, Тимоте́ю апо́столе;* тому́, ідолонестя́мних скарта́вши,* дрю́ччям і камінням скалічений,* прийня́в ти віне́ць му́чеництва.* Тим-то, всеблаже́нний,* заступа́йся за нас, що у вірі зве́ршуємо* всесвяще́нну па́м’ять твою́.</w:t>
       </w:r>
     </w:p>
     <w:p>
@@ -23443,6 +23686,7 @@
           <w:kern w:val="2"/>
           <w:lang w:val="uk-UA"/>
         </w:rPr>
+        <w:lastRenderedPageBreak/>
         <w:t>І нині</w:t>
       </w:r>
       <w:r>
@@ -23629,14 +23873,7 @@
         <w:rPr>
           <w:lang w:val="uk-UA"/>
         </w:rPr>
-        <w:t xml:space="preserve">Коли́ священнодіяв ти* страшну́ і вседоскона́лу і понадсвітню Же́ртву,* тоді себе́ приніс ти, священнодіяний.* А кров свою́, всему́дрий,* відданим се́рцем приміша́в до Кро́ви </w:t>
-      </w:r>
-      <w:r>
-        <w:rPr>
-          <w:lang w:val="uk-UA"/>
-        </w:rPr>
-        <w:lastRenderedPageBreak/>
-        <w:t>Влади́ки свого́;* не́ю окро́плюваний, блаже́нний,* ти ввесь показа́вся чи́стим,* уве́сь – свяще́ннішим, богонатхне́нний.</w:t>
+        <w:t>Коли́ священнодіяв ти* страшну́ і вседоскона́лу і понадсвітню Же́ртву,* тоді себе́ приніс ти, священнодіяний.* А кров свою́, всему́дрий,* відданим се́рцем приміша́в до Кро́ви Влади́ки свого́;* не́ю окро́плюваний, блаже́нний,* ти ввесь показа́вся чи́стим,* уве́сь – свяще́ннішим, богонатхне́нний.</w:t>
       </w:r>
     </w:p>
     <w:p>
@@ -23926,6 +24163,7 @@
           <w:color w:val="000000"/>
           <w:lang w:val="uk-UA"/>
         </w:rPr>
+        <w:lastRenderedPageBreak/>
         <w:t>До при́стані Боже́ственної</w:t>
       </w:r>
       <w:r>
@@ -24242,14 +24480,7 @@
           <w:b/>
           <w:lang w:val="uk-UA"/>
         </w:rPr>
-        <w:t>Слава,</w:t>
-      </w:r>
-      <w:r>
-        <w:rPr>
-          <w:b/>
-          <w:lang w:val="uk-UA"/>
-        </w:rPr>
-        <w:t xml:space="preserve"> </w:t>
+        <w:t xml:space="preserve">Слава, </w:t>
       </w:r>
       <w:r>
         <w:rPr>
@@ -24522,7 +24753,6 @@
           <w:szCs w:val="24"/>
           <w:lang w:val="uk-UA"/>
         </w:rPr>
-        <w:lastRenderedPageBreak/>
         <w:t>Отче Григо́рію, * Бо́гові і лю́дям * був єси́ вірним посере́дником благода́ттю; * і ни́ні до благоприми́рення * вблага́вши нам Христа́ * твоїми благовідва́жними моли́твами, * не припиня́й моли́ти Го́спода, преподо́бний, * щоб даро́вано ду́шам на́шим * мир і вели́ку ми́лість.</w:t>
       </w:r>
     </w:p>
@@ -24685,7 +24915,17 @@
           <w:szCs w:val="24"/>
           <w:lang w:val="uk-UA"/>
         </w:rPr>
-        <w:t>Невто́мний язи́к твій до повча́ння, * у ву́хах се́рця знахо́дячи відгук, * ліни́вих ду́ші пробу́джує; * і в богогла́сних слова́х ліствиця виявля́ється, * що від землі до не́ба виво́дить. * Тому́, Григо́рію Богосло́ве, не перестава́й моли́тися Христу́ Бо́гові, * щоб від бід спас ду́ші на́ші.</w:t>
+        <w:t xml:space="preserve">Невто́мний язи́к твій до повча́ння, * у ву́хах се́рця знахо́дячи відгук, * ліни́вих ду́ші пробу́джує; * і в богогла́сних слова́х ліствиця виявля́ється, * що від землі </w:t>
+      </w:r>
+      <w:r>
+        <w:rPr>
+          <w:rFonts w:ascii="Times New Roman" w:hAnsi="Times New Roman" w:cs="Times New Roman"/>
+          <w:sz w:val="24"/>
+          <w:szCs w:val="24"/>
+          <w:lang w:val="uk-UA"/>
+        </w:rPr>
+        <w:lastRenderedPageBreak/>
+        <w:t>до не́ба виво́дить. * Тому́, Григо́рію Богосло́ве, не перестава́й моли́тися Христу́ Бо́гові, * щоб від бід спас ду́ші на́ші.</w:t>
       </w:r>
     </w:p>
     <w:p>
@@ -24860,14 +25100,7 @@
         <w:rPr>
           <w:lang w:val="uk-UA"/>
         </w:rPr>
-        <w:t xml:space="preserve">Зглянься на моління Твоїх слуг, Всенепорочная, зупиняючи лиха, що повстають на нас, з усякої скорботи нас визволяючи: Тебе бо єдину твердою і надійною опорою маємо, і в Тобі заступництво здобули. Тож хай не осоромимось, </w:t>
-      </w:r>
-      <w:r>
-        <w:rPr>
-          <w:lang w:val="uk-UA"/>
-        </w:rPr>
-        <w:lastRenderedPageBreak/>
-        <w:t>Владичице, Тебе призиваючи! Поспіши, щоб Тебе вблагали ті, що з вірою Тобі голосять: «Радуйся, Владичице, всім Допомого, Радосте і Покрове, і спасіння душ наших!»</w:t>
+        <w:t>Зглянься на моління Твоїх слуг, Всенепорочная, зупиняючи лиха, що повстають на нас, з усякої скорботи нас визволяючи: Тебе бо єдину твердою і надійною опорою маємо, і в Тобі заступництво здобули. Тож хай не осоромимось, Владичице, Тебе призиваючи! Поспіши, щоб Тебе вблагали ті, що з вірою Тобі голосять: «Радуйся, Владичице, всім Допомого, Радосте і Покрове, і спасіння душ наших!»</w:t>
       </w:r>
     </w:p>
     <w:p>
@@ -25035,6 +25268,7 @@
         <w:rPr>
           <w:lang w:val="uk-UA"/>
         </w:rPr>
+        <w:lastRenderedPageBreak/>
         <w:t>Ра́дуйся, річко Бо́жа, * повсякча́сно по́вна вод благода́ті, * що звеселя́єш Ца́ргород * боже́ственними слова́ми Христа́ і вчення́ми; * соло́дка бистрино́, * невиче́рпна безо́дне, * пи́льний охоро́нцю догма́тів зако́нний, * прегаря́чий Тро́йці оборо́нцю, * знаря́ддя Свято́го Ду́ха, * у́ме недре́мний, * милозву́чний язику́, що глибину́ Писа́нь витлума́чуєш, * Христа́ ни́ні блага́й * ду́шам на́шим дарува́ти * вели́ку ми́лість.</w:t>
       </w:r>
     </w:p>
@@ -25464,15 +25698,7 @@
           <w:color w:val="000000"/>
           <w:lang w:val="uk-UA"/>
         </w:rPr>
-        <w:t xml:space="preserve"> ще бу́дучи в ті́лі, тверді́ в </w:t>
-      </w:r>
-      <w:r>
-        <w:rPr>
-          <w:color w:val="000000"/>
-          <w:lang w:val="uk-UA"/>
-        </w:rPr>
-        <w:lastRenderedPageBreak/>
-        <w:t>му́дрості.</w:t>
+        <w:t xml:space="preserve"> ще бу́дучи в ті́лі, тверді́ в му́дрості.</w:t>
       </w:r>
       <w:r>
         <w:rPr>
@@ -25896,6 +26122,7 @@
         <w:rPr>
           <w:lang w:val="uk-UA"/>
         </w:rPr>
+        <w:lastRenderedPageBreak/>
         <w:t>Земни́й а́нгел і небе́сний чоловік,* ла́стівка красномо́вна і багатоголо́са,* чесно́т скарбни́ця,* ске́ля нерозко́лена,* вірних взіре́ць,* му́чеників супе́рник,* на рівні святи́х а́нгелів поста́влений,* апо́столів однозвича́єць* – у пісня́х хай звели́читься Златоу́ст!</w:t>
       </w:r>
     </w:p>
@@ -25999,7 +26226,6 @@
           <w:bCs/>
           <w:lang w:val="uk-UA"/>
         </w:rPr>
-        <w:lastRenderedPageBreak/>
         <w:t>І нині:</w:t>
       </w:r>
       <w:r>
@@ -26022,7 +26248,7 @@
           <w:i/>
           <w:iCs/>
           <w:color w:val="FF0000"/>
-          <w:lang w:val="en-US"/>
+          <w:lang w:val="ru-MD"/>
         </w:rPr>
         <w:t xml:space="preserve"> </w:t>
       </w:r>
@@ -26189,7 +26415,14 @@
         <w:rPr>
           <w:lang w:val="uk-UA"/>
         </w:rPr>
-        <w:t>То́чить ковче́г твій світові,* як кра́сна мирополо́жниця, Златоу́сте,* чуде́с боже́ственні пото́ки,* і стру́менями лікува́нь зма́щує* ду́ші тих, що вшано́вують тебе́;* бо Христо́вими благода́тями,* мов неземни́ми арома́тами,* ти збагати́в усіх* і дару́єш вічнопаху́че благово́ння* тим, що прибіга́ють з вірою.* Тим-то, насоло́джуючись благода́тями твоїми, всему́дрий,* і натішившись пречи́стими й боже́ственними моща́ми твоїми,* вірно про́симо* ду́шам на́шим да́ти вели́ку ми́лість.</w:t>
+        <w:t xml:space="preserve">То́чить ковче́г твій світові,* як кра́сна мирополо́жниця, Златоу́сте,* чуде́с боже́ственні пото́ки,* і стру́менями лікува́нь зма́щує* ду́ші тих, що вшано́вують тебе́;* бо Христо́вими благода́тями,* мов неземни́ми арома́тами,* ти збагати́в усіх* і дару́єш вічнопаху́че благово́ння* тим, що прибіга́ють з вірою.* Тим-то, насоло́джуючись благода́тями твоїми, всему́дрий,* і натішившись пречи́стими й боже́ственними моща́ми </w:t>
+      </w:r>
+      <w:r>
+        <w:rPr>
+          <w:lang w:val="uk-UA"/>
+        </w:rPr>
+        <w:lastRenderedPageBreak/>
+        <w:t>твоїми,* вірно про́симо* ду́шам на́шим да́ти вели́ку ми́лість.</w:t>
       </w:r>
     </w:p>
     <w:p>
@@ -26460,7 +26693,6 @@
           <w:highlight w:val="yellow"/>
           <w:lang w:val="uk-UA"/>
         </w:rPr>
-        <w:lastRenderedPageBreak/>
         <w:t>І нині</w:t>
       </w:r>
       <w:r>
@@ -26671,31 +26903,7 @@
           <w:color w:val="FF0000"/>
           <w:lang w:val="uk-UA"/>
         </w:rPr>
-        <w:t>(г. 4</w:t>
-      </w:r>
-      <w:r>
-        <w:rPr>
-          <w:i/>
-          <w:color w:val="FF0000"/>
-          <w:lang w:val="uk-UA"/>
-        </w:rPr>
-        <w:t>, под.: Як хороброго</w:t>
-      </w:r>
-      <w:r>
-        <w:rPr>
-          <w:i/>
-          <w:color w:val="FF0000"/>
-          <w:lang w:val="uk-UA"/>
-        </w:rPr>
-        <w:t>)</w:t>
-      </w:r>
-      <w:r>
-        <w:rPr>
-          <w:i/>
-          <w:color w:val="FF0000"/>
-          <w:lang w:val="uk-UA"/>
-        </w:rPr>
-        <w:t>:</w:t>
+        <w:t>(г. 4, под.: Як хороброго):</w:t>
       </w:r>
       <w:r>
         <w:rPr>
@@ -26735,6 +26943,7 @@
           <w:szCs w:val="24"/>
           <w:lang w:val="uk-UA" w:eastAsia="ru-RU"/>
         </w:rPr>
+        <w:lastRenderedPageBreak/>
         <w:t>29 Перенесення мощів. св. свщмч. Ігнатія Богоносця.</w:t>
       </w:r>
     </w:p>
@@ -27034,7 +27243,6 @@
           <w:bCs/>
           <w:lang w:val="uk-UA"/>
         </w:rPr>
-        <w:lastRenderedPageBreak/>
         <w:t>Слава</w:t>
       </w:r>
       <w:r>
@@ -27347,6 +27555,7 @@
         <w:rPr>
           <w:lang w:val="uk-UA"/>
         </w:rPr>
+        <w:lastRenderedPageBreak/>
         <w:t>Як гово́рить псалмоспівець: * «Нема́ ні мо́ви, а́ні сло́ва ви́словленого, * де б не чу́тно голосів їх», * – на всю зе́млю бо і мо́ре * ви́бігло віща́ння боже́ственних і му́дрих Учителів творіння. * Тим-то краї світу * боже́ственними їх зако́нами * найкра́ще сполуча́ються і скріпля́ються * в єди́не правосла́в’я.</w:t>
       </w:r>
     </w:p>
@@ -27467,14 +27676,7 @@
         <w:rPr>
           <w:lang w:val="uk-UA"/>
         </w:rPr>
-        <w:t xml:space="preserve">Та́йні су́рми Ду́ха * – богоно́сних Отців днесь восхвалімо, * що ви́співали по́серед Це́ркви гармонійну пісню богосло́в’я * – Тро́йцю єди́ну незмінну, * су́щність і </w:t>
-      </w:r>
-      <w:r>
-        <w:rPr>
-          <w:lang w:val="uk-UA"/>
-        </w:rPr>
-        <w:lastRenderedPageBreak/>
-        <w:t>Божество́, * низложи́телів Арія * і Правосла́в’я побо́рників, * що мо́лять за́вжди Го́спода * поми́лувати ду́ші на́ші.</w:t>
+        <w:t>Та́йні су́рми Ду́ха * – богоно́сних Отців днесь восхвалімо, * що ви́співали по́серед Це́ркви гармонійну пісню богосло́в’я * – Тро́йцю єди́ну незмінну, * су́щність і Божество́, * низложи́телів Арія * і Правосла́в’я побо́рників, * що мо́лять за́вжди Го́спода * поми́лувати ду́ші на́ші.</w:t>
       </w:r>
     </w:p>
     <w:p>
@@ -27619,6 +27821,7 @@
           <w:color w:val="FF0000"/>
           <w:lang w:val="uk-UA"/>
         </w:rPr>
+        <w:lastRenderedPageBreak/>
         <w:t xml:space="preserve">(г. 6): </w:t>
       </w:r>
       <w:r>
@@ -27819,7 +28022,6 @@
           <w:color w:val="FF0000"/>
           <w:lang w:val="uk-UA"/>
         </w:rPr>
-        <w:lastRenderedPageBreak/>
         <w:t>Стих:</w:t>
       </w:r>
       <w:r>
@@ -28021,6 +28223,7 @@
           <w:szCs w:val="24"/>
           <w:lang w:val="uk-UA" w:eastAsia="ru-RU"/>
         </w:rPr>
+        <w:lastRenderedPageBreak/>
         <w:t>31 Свв. чудотворців і безсрібників Кира та Йоана.</w:t>
       </w:r>
     </w:p>
@@ -28839,7 +29042,6 @@
           <w:bCs/>
           <w:lang w:val="uk-UA"/>
         </w:rPr>
-        <w:lastRenderedPageBreak/>
         <w:t xml:space="preserve">Слава </w:t>
       </w:r>
       <w:r>
@@ -28929,43 +29131,7 @@
           <w:color w:val="FF0000"/>
           <w:lang w:val="uk-UA"/>
         </w:rPr>
-        <w:t xml:space="preserve">, г. </w:t>
-      </w:r>
-      <w:r>
-        <w:rPr>
-          <w:i/>
-          <w:iCs/>
-          <w:color w:val="FF0000"/>
-          <w:lang w:val="uk-UA"/>
-        </w:rPr>
-        <w:t>2</w:t>
-      </w:r>
-      <w:r>
-        <w:rPr>
-          <w:i/>
-          <w:iCs/>
-          <w:color w:val="FF0000"/>
-          <w:lang w:val="uk-UA"/>
-        </w:rPr>
-        <w:t xml:space="preserve">, под.: </w:t>
-      </w:r>
-      <w:r>
-        <w:rPr>
-          <w:i/>
-          <w:iCs/>
-          <w:color w:val="FF0000"/>
-          <w:lang w:val="uk-UA"/>
-        </w:rPr>
-        <w:t>Коли з древа</w:t>
-      </w:r>
-      <w:r>
-        <w:rPr>
-          <w:i/>
-          <w:iCs/>
-          <w:color w:val="FF0000"/>
-          <w:lang w:val="uk-UA"/>
-        </w:rPr>
-        <w:t>)</w:t>
+        <w:t>, г. 2, под.: Коли з древа)</w:t>
       </w:r>
       <w:r>
         <w:rPr>
